--- a/Code/Matlab/Robot_Data/Robot_Data_Readme.docx
+++ b/Code/Matlab/Robot_Data/Robot_Data_Readme.docx
@@ -1351,14 +1351,895 @@
       </w:pPr>
     </w:p>
     <w:p>
+      <w:pPr>
+        <w:keepNext/>
+        <w:pageBreakBefore/>
+      </w:pPr>
+      <w:r>
+        <w:rPr>
+          <w:b/>
+        </w:rPr>
+        <w:t>MonoPamDataExplicit.m</w:t>
+      </w:r>
+    </w:p>
+    <w:p>
+      <w:pPr>
+        <w:keepNext/>
+      </w:pPr>
+      <w:r>
+        <w:rPr>
+          <w:b w:val="0"/>
+        </w:rPr>
+        <w:t>Purpose – Monoarticular BPA class for cases in which the route and actuator parameters are supplied explicitly. It retains the familiar MonoPamData/BiPamData output names, but does not infer actuator sizing inputs from route length.</w:t>
+      </w:r>
+    </w:p>
+    <w:p>
+      <w:pPr>
+        <w:keepNext/>
+      </w:pPr>
+      <w:r>
+        <w:rPr>
+          <w:b/>
+        </w:rPr>
+        <w:t>Constructor inputs</w:t>
+      </w:r>
+    </w:p>
+    <w:p>
+      <w:pPr>
+        <w:pStyle w:val="ListParagraph"/>
+        <w:ind w:left="720" w:hanging="360"/>
+      </w:pPr>
+      <w:r>
+        <w:t>•</w:t>
+        <w:tab/>
+        <w:t>name – Text label stored in Name and used to identify the BPA or represented muscle.</w:t>
+      </w:r>
+    </w:p>
+    <w:p>
+      <w:pPr>
+        <w:pStyle w:val="ListParagraph"/>
+        <w:ind w:left="720" w:hanging="360"/>
+      </w:pPr>
+      <w:r>
+        <w:t>•</w:t>
+        <w:tab/>
+        <w:t>location – Numeric n-by-3 route-point matrix. Each row is the next point on the BPA/tendon path; adjacent rows define a segment.</w:t>
+      </w:r>
+    </w:p>
+    <w:p>
+      <w:pPr>
+        <w:pStyle w:val="ListParagraph"/>
+        <w:ind w:left="720" w:hanging="360"/>
+      </w:pPr>
+      <w:r>
+        <w:t>•</w:t>
+        <w:tab/>
+        <w:t>cross – Index of the route row at which the point representation changes reference frame. Rows before and after Cross are interpreted using the supplied transformation matrix when the route is evaluated.</w:t>
+      </w:r>
+    </w:p>
+    <w:p>
+      <w:pPr>
+        <w:pStyle w:val="ListParagraph"/>
+        <w:ind w:left="720" w:hanging="360"/>
+      </w:pPr>
+      <w:r>
+        <w:t>•</w:t>
+        <w:tab/>
+        <w:t>diameter – Nominal BPA diameter in millimetres. The force model supports the project’s 10, 20, and 40 mm BPA sizes.</w:t>
+      </w:r>
+    </w:p>
+    <w:p>
+      <w:pPr>
+        <w:pStyle w:val="ListParagraph"/>
+        <w:ind w:left="720" w:hanging="360"/>
+      </w:pPr>
+      <w:r>
+        <w:t>•</w:t>
+        <w:tab/>
+        <w:t>t – Homogeneous transformation matrix or angle-indexed transformation array used to express route points and line-of-action vectors in the appropriate joint frame.</w:t>
+      </w:r>
+    </w:p>
+    <w:p>
+      <w:pPr>
+        <w:pStyle w:val="ListParagraph"/>
+        <w:ind w:left="720" w:hanging="360"/>
+      </w:pPr>
+      <w:r>
+        <w:t>•</w:t>
+        <w:tab/>
+        <w:t>rest – BPA resting length in metres, supplied explicitly instead of being inferred from the longest route configuration.</w:t>
+      </w:r>
+    </w:p>
+    <w:p>
+      <w:pPr>
+        <w:pStyle w:val="ListParagraph"/>
+        <w:ind w:left="720" w:hanging="360"/>
+      </w:pPr>
+      <w:r>
+        <w:t>•</w:t>
+        <w:tab/>
+        <w:t>kmax – Maximum usable contraction fraction for the BPA.</w:t>
+      </w:r>
+    </w:p>
+    <w:p>
+      <w:pPr>
+        <w:pStyle w:val="ListParagraph"/>
+        <w:ind w:left="720" w:hanging="360"/>
+      </w:pPr>
+      <w:r>
+        <w:t>•</w:t>
+        <w:tab/>
+        <w:t>tendon – Unloaded tendon/cable length in metres. This length is removed when converting musculotendon length to BPA contraction.</w:t>
+      </w:r>
+    </w:p>
+    <w:p>
+      <w:pPr>
+        <w:pStyle w:val="ListParagraph"/>
+        <w:ind w:left="720" w:hanging="360"/>
+      </w:pPr>
+      <w:r>
+        <w:t>•</w:t>
+        <w:tab/>
+        <w:t>fitn – Combined constant fitting length in metres. This length is also removed before calculating BPA contraction.</w:t>
+      </w:r>
+    </w:p>
+    <w:p>
+      <w:pPr>
+        <w:pStyle w:val="ListParagraph"/>
+        <w:ind w:left="720" w:hanging="360"/>
+      </w:pPr>
+      <w:r>
+        <w:t>•</w:t>
+        <w:tab/>
+        <w:t>pres – BPA operating pressure in kPa, passed to the BPA force model.</w:t>
+      </w:r>
+    </w:p>
+    <w:p>
+      <w:pPr>
+        <w:keepNext/>
+      </w:pPr>
+      <w:r>
+        <w:rPr>
+          <w:b/>
+        </w:rPr>
+        <w:t>Constructor forms and defaults</w:t>
+      </w:r>
+    </w:p>
+    <w:p>
+      <w:pPr>
+        <w:pStyle w:val="ListParagraph"/>
+        <w:ind w:left="720" w:hanging="360"/>
+      </w:pPr>
+      <w:r>
+        <w:t>•</w:t>
+        <w:tab/>
+        <w:t>Ten-input form – Uses all supplied actuator parameters.</w:t>
+      </w:r>
+    </w:p>
+    <w:p>
+      <w:pPr>
+        <w:pStyle w:val="ListParagraph"/>
+        <w:ind w:left="720" w:hanging="360"/>
+      </w:pPr>
+      <w:r>
+        <w:t>•</w:t>
+        <w:tab/>
+        <w:t>Seven-input form – Accepts inputs through kmax and defaults tendon length to 0 m, fitting length to 0.0254 m, and pressure to 620 kPa.</w:t>
+      </w:r>
+    </w:p>
+    <w:p>
+      <w:pPr>
+        <w:keepNext/>
+      </w:pPr>
+      <w:r>
+        <w:rPr>
+          <w:b/>
+        </w:rPr>
+        <w:t>Outputs calculated when queried</w:t>
+      </w:r>
+    </w:p>
+    <w:p>
+      <w:pPr>
+        <w:pStyle w:val="ListParagraph"/>
+        <w:ind w:left="720" w:hanging="360"/>
+      </w:pPr>
+      <w:r>
+        <w:t>•</w:t>
+        <w:tab/>
+        <w:t>SegmentLengths and LongestSegment – Transform the route as required, calculate every adjacent-point distance, and identify the segment that is longest on average.</w:t>
+      </w:r>
+    </w:p>
+    <w:p>
+      <w:pPr>
+        <w:pStyle w:val="ListParagraph"/>
+        <w:ind w:left="720" w:hanging="360"/>
+      </w:pPr>
+      <w:r>
+        <w:t>•</w:t>
+        <w:tab/>
+        <w:t>MuscleLength and Contraction – Sum the segment lengths, then subtract tendon and fitting lengths to express BPA shortening relative to RestingL.</w:t>
+      </w:r>
+    </w:p>
+    <w:p>
+      <w:pPr>
+        <w:pStyle w:val="ListParagraph"/>
+        <w:ind w:left="720" w:hanging="360"/>
+      </w:pPr>
+      <w:r>
+        <w:t>•</w:t>
+        <w:tab/>
+        <w:t>LengthCheck – Reports whether required contraction stays within Kmax.</w:t>
+      </w:r>
+    </w:p>
+    <w:p>
+      <w:pPr>
+        <w:pStyle w:val="ListParagraph"/>
+        <w:ind w:left="720" w:hanging="360"/>
+      </w:pPr>
+      <w:r>
+        <w:t>•</w:t>
+        <w:tab/>
+        <w:t>UnitDirection and MomentArm – Determine the crossing segment’s line of action and its perpendicular moment-arm vector about the joint origin.</w:t>
+      </w:r>
+    </w:p>
+    <w:p>
+      <w:pPr>
+        <w:pStyle w:val="ListParagraph"/>
+        <w:ind w:left="720" w:hanging="360"/>
+      </w:pPr>
+      <w:r>
+        <w:t>•</w:t>
+        <w:tab/>
+        <w:t>Fmax, Force, and Torque – Evaluate BPA capacity/force and calculate joint torque from the cross product of MomentArm and Force.</w:t>
+      </w:r>
+    </w:p>
+    <w:p>
+      <w:pPr/>
+      <w:r>
+        <w:rPr>
+          <w:b w:val="0"/>
+        </w:rPr>
+        <w:t>Change from MonoPamData/BiPamData – The central geometric meanings are retained. The primary change is that resting length, Kmax, tendon length, fitting length, and pressure are explicit constructor inputs. The dependent-property access pattern remains calculated on demand.</w:t>
+      </w:r>
+    </w:p>
+    <w:p>
+      <w:pPr>
+        <w:keepNext/>
+        <w:pageBreakBefore/>
+      </w:pPr>
+      <w:r>
+        <w:rPr>
+          <w:b/>
+        </w:rPr>
+        <w:t>MonoPamDataExplicit_balance.m</w:t>
+      </w:r>
+    </w:p>
+    <w:p>
+      <w:pPr>
+        <w:keepNext/>
+      </w:pPr>
+      <w:r>
+        <w:rPr>
+          <w:b w:val="0"/>
+        </w:rPr>
+        <w:t>Purpose – Extends MonoPamDataExplicit with the Xi0–Xi2 stiffness model. Construction immediately solves the coupled BPA-force, bracket-deformation, and tendon/cable-stretch balance and stores the resulting stiffness-aware geometry.</w:t>
+      </w:r>
+    </w:p>
+    <w:p>
+      <w:pPr>
+        <w:keepNext/>
+      </w:pPr>
+      <w:r>
+        <w:rPr>
+          <w:b/>
+        </w:rPr>
+        <w:t>Additional constructor inputs</w:t>
+      </w:r>
+    </w:p>
+    <w:p>
+      <w:pPr>
+        <w:pStyle w:val="ListParagraph"/>
+        <w:ind w:left="720" w:hanging="360"/>
+      </w:pPr>
+      <w:r>
+        <w:t>•</w:t>
+        <w:tab/>
+        <w:t>xi0 – Constant length offset used by the Xi model. It is removed from deformed musculotendon length and included in the bracket-displacement balance.</w:t>
+      </w:r>
+    </w:p>
+    <w:p>
+      <w:pPr>
+        <w:pStyle w:val="ListParagraph"/>
+        <w:ind w:left="720" w:hanging="360"/>
+      </w:pPr>
+      <w:r>
+        <w:t>•</w:t>
+        <w:tab/>
+        <w:t>xi1 – Bracket compliance coefficient associated with the first bending/principal direction.</w:t>
+      </w:r>
+    </w:p>
+    <w:p>
+      <w:pPr>
+        <w:pStyle w:val="ListParagraph"/>
+        <w:ind w:left="720" w:hanging="360"/>
+      </w:pPr>
+      <w:r>
+        <w:t>•</w:t>
+        <w:tab/>
+        <w:t>xi2 – Bracket compliance coefficient associated with the second bending/principal direction.</w:t>
+      </w:r>
+    </w:p>
+    <w:p>
+      <w:pPr>
+        <w:pStyle w:val="ListParagraph"/>
+        <w:ind w:left="720" w:hanging="360"/>
+      </w:pPr>
+      <w:r>
+        <w:t>•</w:t>
+        <w:tab/>
+        <w:t>wraps – Number of effective tendon/cable wraps or load-sharing strands used when calculating the tendon spring rate.</w:t>
+      </w:r>
+    </w:p>
+    <w:p>
+      <w:pPr>
+        <w:keepNext/>
+      </w:pPr>
+      <w:r>
+        <w:rPr>
+          <w:b/>
+        </w:rPr>
+        <w:t>Stored stiffness-aware outputs</w:t>
+      </w:r>
+    </w:p>
+    <w:p>
+      <w:pPr>
+        <w:pStyle w:val="ListParagraph"/>
+        <w:ind w:left="720" w:hanging="360"/>
+      </w:pPr>
+      <w:r>
+        <w:t>•</w:t>
+        <w:tab/>
+        <w:t>L_p and sL_p – Deformed route-point matrix and its recomputed segment lengths.</w:t>
+      </w:r>
+    </w:p>
+    <w:p>
+      <w:pPr>
+        <w:pStyle w:val="ListParagraph"/>
+        <w:ind w:left="720" w:hanging="360"/>
+      </w:pPr>
+      <w:r>
+        <w:t>•</w:t>
+        <w:tab/>
+        <w:t>Lmt_p – Deformed musculotendon length after the constant Xi0 offset.</w:t>
+      </w:r>
+    </w:p>
+    <w:p>
+      <w:pPr>
+        <w:pStyle w:val="ListParagraph"/>
+        <w:ind w:left="720" w:hanging="360"/>
+      </w:pPr>
+      <w:r>
+        <w:t>•</w:t>
+        <w:tab/>
+        <w:t>gama and kSpr – Tendon/cable elongation and effective tendon spring rate.</w:t>
+      </w:r>
+    </w:p>
+    <w:p>
+      <w:pPr>
+        <w:pStyle w:val="ListParagraph"/>
+        <w:ind w:left="720" w:hanging="360"/>
+      </w:pPr>
+      <w:r>
+        <w:t>•</w:t>
+        <w:tab/>
+        <w:t>Funit and uD_p – Initial force direction and line of action recomputed from the deformed route.</w:t>
+      </w:r>
+    </w:p>
+    <w:p>
+      <w:pPr>
+        <w:pStyle w:val="ListParagraph"/>
+        <w:ind w:left="720" w:hanging="360"/>
+      </w:pPr>
+      <w:r>
+        <w:t>•</w:t>
+        <w:tab/>
+        <w:t>strain_p and F_p – BPA contraction including deformation and tendon stretch, and the corresponding force vector.</w:t>
+      </w:r>
+    </w:p>
+    <w:p>
+      <w:pPr>
+        <w:pStyle w:val="ListParagraph"/>
+        <w:ind w:left="720" w:hanging="360"/>
+      </w:pPr>
+      <w:r>
+        <w:t>•</w:t>
+        <w:tab/>
+        <w:t>mA_p and Torque_p – Deformed moment-arm vector and stiffness-aware joint torque.</w:t>
+      </w:r>
+    </w:p>
+    <w:p>
+      <w:pPr>
+        <w:keepNext/>
+      </w:pPr>
+      <w:r>
+        <w:rPr>
+          <w:b/>
+        </w:rPr>
+        <w:t>Helper functions introduced for the stiffness balance</w:t>
+      </w:r>
+    </w:p>
+    <w:p>
+      <w:pPr>
+        <w:pStyle w:val="ListParagraph"/>
+        <w:ind w:left="720" w:hanging="360"/>
+      </w:pPr>
+      <w:r>
+        <w:t>•</w:t>
+        <w:tab/>
+        <w:t>updateStiffnessGeometry – Runs the stiffness calculation in dependency order and stores all stiffness-aware outputs so repeated property access does not repeat the nonlinear solve.</w:t>
+      </w:r>
+    </w:p>
+    <w:p>
+      <w:pPr>
+        <w:pStyle w:val="ListParagraph"/>
+        <w:ind w:left="720" w:hanging="360"/>
+      </w:pPr>
+      <w:r>
+        <w:t>•</w:t>
+        <w:tab/>
+        <w:t>computeForceVector – Finds the first nonduplicated segment at the frame crossing and constructs its initial force unit vector in the femur/hip-side frame.</w:t>
+      </w:r>
+    </w:p>
+    <w:p>
+      <w:pPr>
+        <w:pStyle w:val="ListParagraph"/>
+        <w:ind w:left="720" w:hanging="360"/>
+      </w:pPr>
+      <w:r>
+        <w:t>•</w:t>
+        <w:tab/>
+        <w:t>Contraction – Converts musculotendon length to BPA contraction after subtracting tendon, fitting, Xi0, and—when supplied—tendon stretch.</w:t>
+      </w:r>
+    </w:p>
+    <w:p>
+      <w:pPr>
+        <w:pStyle w:val="ListParagraph"/>
+        <w:ind w:left="720" w:hanging="360"/>
+      </w:pPr>
+      <w:r>
+        <w:t>•</w:t>
+        <w:tab/>
+        <w:t>Lok – Forms the initial BPA force estimate, expresses the load in the bracket principal-axis frame, calls fortz, and moves the proximal attachment point in the associated frames.</w:t>
+      </w:r>
+    </w:p>
+    <w:p>
+      <w:pPr>
+        <w:pStyle w:val="ListParagraph"/>
+        <w:ind w:left="720" w:hanging="360"/>
+      </w:pPr>
+      <w:r>
+        <w:t>•</w:t>
+        <w:tab/>
+        <w:t>fortz – Combines bracket and tendon compliance, then uses fzero to solve the nonlinear equilibrium between BPA force and effective stiffness. It returns axial/bending displacement components and cable stretch.</w:t>
+      </w:r>
+    </w:p>
+    <w:p>
+      <w:pPr>
+        <w:pStyle w:val="ListParagraph"/>
+        <w:ind w:left="720" w:hanging="360"/>
+      </w:pPr>
+      <w:r>
+        <w:t>•</w:t>
+        <w:tab/>
+        <w:t>seg – Recomputes adjacent-point distances for the deformed route while respecting the Cross frame transition.</w:t>
+      </w:r>
+    </w:p>
+    <w:p>
+      <w:pPr>
+        <w:pStyle w:val="ListParagraph"/>
+        <w:ind w:left="720" w:hanging="360"/>
+      </w:pPr>
+      <w:r>
+        <w:t>•</w:t>
+        <w:tab/>
+        <w:t>LMT – Sums deformed segment lengths and applies the Xi0 length offset.</w:t>
+      </w:r>
+    </w:p>
+    <w:p>
+      <w:pPr>
+        <w:pStyle w:val="ListParagraph"/>
+        <w:ind w:left="720" w:hanging="360"/>
+      </w:pPr>
+      <w:r>
+        <w:t>•</w:t>
+        <w:tab/>
+        <w:t>UD – Recomputes the crossing segment’s unit line of action from the deformed route.</w:t>
+      </w:r>
+    </w:p>
+    <w:p>
+      <w:pPr>
+        <w:pStyle w:val="ListParagraph"/>
+        <w:ind w:left="720" w:hanging="360"/>
+      </w:pPr>
+      <w:r>
+        <w:t>•</w:t>
+        <w:tab/>
+        <w:t>Mom – Calculates the perpendicular moment-arm vector from the joint origin to the deformed line of action.</w:t>
+      </w:r>
+    </w:p>
+    <w:p>
+      <w:pPr>
+        <w:pStyle w:val="ListParagraph"/>
+        <w:ind w:left="720" w:hanging="360"/>
+      </w:pPr>
+      <w:r>
+        <w:t>•</w:t>
+        <w:tab/>
+        <w:t>Force – Evaluates the BPA force model using contraction, pressure, BPA size, maximum force, and unit direction.</w:t>
+      </w:r>
+    </w:p>
+    <w:p>
+      <w:pPr>
+        <w:pStyle w:val="ListParagraph"/>
+        <w:ind w:left="720" w:hanging="360"/>
+      </w:pPr>
+      <w:r>
+        <w:t>•</w:t>
+        <w:tab/>
+        <w:t>Tor – Calculates cross(mA,F) and marks results invalid when contraction is below the model’s permitted negative-strain threshold.</w:t>
+      </w:r>
+    </w:p>
+    <w:p>
+      <w:pPr>
+        <w:pStyle w:val="ListParagraph"/>
+        <w:ind w:left="720" w:hanging="360"/>
+      </w:pPr>
+      <w:r>
+        <w:t>•</w:t>
+        <w:tab/>
+        <w:t>Spr – Calculates tendon/cable spring rate from steel modulus, effective strand area, unloaded tendon length, BPA-size multiplier, and Wraps.</w:t>
+      </w:r>
+    </w:p>
+    <w:p>
+      <w:pPr>
+        <w:pStyle w:val="ListParagraph"/>
+        <w:ind w:left="720" w:hanging="360"/>
+      </w:pPr>
+      <w:r>
+        <w:t>•</w:t>
+        <w:tab/>
+        <w:t>normalize – Normalizes each row of a vector array and safely leaves zero-length rows at zero.</w:t>
+      </w:r>
+    </w:p>
+    <w:p>
+      <w:pPr/>
+      <w:r>
+        <w:rPr>
+          <w:b w:val="0"/>
+        </w:rPr>
+        <w:t>How these helpers changed – Relative to MonoPamDataExplicit, these are new helper functions because the base class has no bracket/tendon equilibrium solve. Their calculation sequence follows the Xi0–Xi2 minimizer logic. In this edit, only the “_local” suffix was removed from helper and temporary-variable names; the numerical equations were not changed. The current Lok implementation retains the femur/hip-side bracket-frame assumption used by minimizeFlx, minimizeExt, and minimizeExtX3.</w:t>
+      </w:r>
+    </w:p>
+    <w:p>
+      <w:pPr>
+        <w:keepNext/>
+        <w:pageBreakBefore w:val="0"/>
+      </w:pPr>
+      <w:r>
+        <w:rPr>
+          <w:b/>
+        </w:rPr>
+        <w:t>MonoPamDataExplicit_balanceX3.m</w:t>
+      </w:r>
+    </w:p>
+    <w:p>
+      <w:pPr>
+        <w:keepNext/>
+      </w:pPr>
+      <w:r>
+        <w:rPr>
+          <w:b w:val="0"/>
+        </w:rPr>
+        <w:t>Purpose – Extends the balance class with Xi3 bend-related usable-length loss and the existing BPAcount scaling shortcut. It stores both physical contraction strain_p and force-driving contraction strain_f.</w:t>
+      </w:r>
+    </w:p>
+    <w:p>
+      <w:pPr>
+        <w:keepNext/>
+      </w:pPr>
+      <w:r>
+        <w:rPr>
+          <w:b/>
+        </w:rPr>
+        <w:t>Additional X3 constructor inputs</w:t>
+      </w:r>
+    </w:p>
+    <w:p>
+      <w:pPr>
+        <w:pStyle w:val="ListParagraph"/>
+        <w:ind w:left="720" w:hanging="360"/>
+      </w:pPr>
+      <w:r>
+        <w:t>•</w:t>
+        <w:tab/>
+        <w:t>xi3 – Coefficient for usable-length loss caused by bending.</w:t>
+      </w:r>
+    </w:p>
+    <w:p>
+      <w:pPr>
+        <w:pStyle w:val="ListParagraph"/>
+        <w:ind w:left="720" w:hanging="360"/>
+      </w:pPr>
+      <w:r>
+        <w:t>•</w:t>
+        <w:tab/>
+        <w:t>angleD – Joint-angle vector in degrees. It supports the backward-compatible angle-based bend-loss calculation when BendMeasure is absent.</w:t>
+      </w:r>
+    </w:p>
+    <w:p>
+      <w:pPr>
+        <w:pStyle w:val="ListParagraph"/>
+        <w:ind w:left="720" w:hanging="360"/>
+      </w:pPr>
+      <w:r>
+        <w:t>•</w:t>
+        <w:tab/>
+        <w:t>bpaCount – Number of geometrically equivalent parallel BPAs represented by the current shortcut. It scales BPA force and effective parallel tendon stiffness.</w:t>
+      </w:r>
+    </w:p>
+    <w:p>
+      <w:pPr>
+        <w:pStyle w:val="ListParagraph"/>
+        <w:ind w:left="720" w:hanging="360"/>
+      </w:pPr>
+      <w:r>
+        <w:t>•</w:t>
+        <w:tab/>
+        <w:t>bendMeasure – Optional geometry-derived bend measure. When provided, delta_L is Xi3 times BendMeasure times contraction squared. A 17-input call omits this value and uses the legacy angle-based relation.</w:t>
+      </w:r>
+    </w:p>
+    <w:p>
+      <w:pPr>
+        <w:keepNext/>
+      </w:pPr>
+      <w:r>
+        <w:rPr>
+          <w:b/>
+        </w:rPr>
+        <w:t>X3-specific changes to the balance helpers</w:t>
+      </w:r>
+    </w:p>
+    <w:p>
+      <w:pPr>
+        <w:pStyle w:val="ListParagraph"/>
+        <w:ind w:left="720" w:hanging="360"/>
+      </w:pPr>
+      <w:r>
+        <w:t>•</w:t>
+        <w:tab/>
+        <w:t>updateStiffnessGeometry – Adds delta_L and strain_f, uses strain_f to determine BPA force, and retains strain_p for the physical route/tendon contraction check.</w:t>
+      </w:r>
+    </w:p>
+    <w:p>
+      <w:pPr>
+        <w:pStyle w:val="ListParagraph"/>
+        <w:ind w:left="720" w:hanging="360"/>
+      </w:pPr>
+      <w:r>
+        <w:t>•</w:t>
+        <w:tab/>
+        <w:t>Contraction – Calculates bend loss from BendMeasure when available; otherwise uses the existing pinned-knee angle/radius relation.</w:t>
+      </w:r>
+    </w:p>
+    <w:p>
+      <w:pPr>
+        <w:pStyle w:val="ListParagraph"/>
+        <w:ind w:left="720" w:hanging="360"/>
+      </w:pPr>
+      <w:r>
+        <w:t>•</w:t>
+        <w:tab/>
+        <w:t>Lok – Multiplies the force used in the bracket equilibrium by BPAcount and moves repeated/eliminated route rows before Cross together with the proximal attachment.</w:t>
+      </w:r>
+    </w:p>
+    <w:p>
+      <w:pPr>
+        <w:pStyle w:val="ListParagraph"/>
+        <w:ind w:left="720" w:hanging="360"/>
+      </w:pPr>
+      <w:r>
+        <w:t>•</w:t>
+        <w:tab/>
+        <w:t>Force – Multiplies the resulting BPA force by BPAcount.</w:t>
+      </w:r>
+    </w:p>
+    <w:p>
+      <w:pPr>
+        <w:pStyle w:val="ListParagraph"/>
+        <w:ind w:left="720" w:hanging="360"/>
+      </w:pPr>
+      <w:r>
+        <w:t>•</w:t>
+        <w:tab/>
+        <w:t>Spr – Its single-route result is multiplied by BPAcount in updateStiffnessGeometry to represent equivalent parallel tendon stiffness.</w:t>
+      </w:r>
+    </w:p>
+    <w:p>
+      <w:pPr/>
+      <w:r>
+        <w:rPr>
+          <w:b w:val="0"/>
+        </w:rPr>
+        <w:t>How these helpers changed – X3 retains the same helper names and overall Xi equilibrium sequence as the balance class, with only the differences listed above. In this edit, the “_local” suffixes were removed; no force, compliance, or Xi equations were altered.</w:t>
+      </w:r>
+    </w:p>
+    <w:p>
+      <w:pPr/>
+      <w:r>
+        <w:rPr>
+          <w:b w:val="0"/>
+        </w:rPr>
+        <w:t xml:space="preserve">Calculation timing terminology – </w:t>
+      </w:r>
+      <w:r>
+        <w:t xml:space="preserve">This readme uses “calculated on demand” for dependent-property values and “precomputed during construction” for stored stiffness-aware values. MATLAB documents that Dependent properties do not store data and that their get methods determine values when queried; see </w:t>
+      </w:r>
+      <w:hyperlink r:id="rId13">
+        <w:r>
+          <w:rPr>
+            <w:color w:val="0563C1"/>
+            <w:u w:val="single"/>
+          </w:rPr>
+          <w:t>Get and Set Methods for Dependent Properties</w:t>
+        </w:r>
+      </w:hyperlink>
+      <w:r>
+        <w:t>. This avoids applying an informal label to the original class design.</w:t>
+      </w:r>
+    </w:p>
+    <w:p>
+      <w:pPr/>
+      <w:r>
+        <w:rPr>
+          <w:b w:val="0"/>
+        </w:rPr>
+        <w:t>Known limitation / future work – The MonoPamDataExplicit series is currently monoarticular: Cross represents one frame crossing and Location is one numeric route array. Multi-articular support should be designed deliberately using BiPamData as the geometric reference rather than being added incidentally during the mirrored-flexor change.</w:t>
+      </w:r>
+    </w:p>
+    <w:p>
+      <w:pPr/>
+      <w:r>
+        <w:rPr>
+          <w:b w:val="0"/>
+        </w:rPr>
+        <w:t>Future multi-BPA design – MonoPamData_multi may coordinate index-paired cells for Location, pressure, resting length, and tendon length. Each member would use bpaCount = 1 so its own route, tendon stretch, and force direction remain explicit; the coordinating class would combine the members at the shared bracket. This is a proposed design, not implemented in the present class files.</w:t>
+      </w:r>
+    </w:p>
+    <w:p>
+      <w:pPr>
+        <w:keepNext/>
+      </w:pPr>
+      <w:r>
+        <w:rPr>
+          <w:b/>
+        </w:rPr>
+        <w:t>Relationship to the Xi minimizers and saved kf/ke structures</w:t>
+      </w:r>
+    </w:p>
+    <w:p>
+      <w:pPr/>
+      <w:r>
+        <w:rPr>
+          <w:b w:val="0"/>
+        </w:rPr>
+        <w:t>The stiffness-aware calculations were developed from the repeated sequence in minimizeFlx, minimizeFlxPin, minimizeExt, and minimizeExtX3: initialize route/actuator data; compute baseline contraction and force direction; solve bracket/tendon equilibrium; rebuild geometry; and recompute force, moment arm, and torque. The classes group this sequence into reusable objects.</w:t>
+      </w:r>
+    </w:p>
+    <w:p>
+      <w:pPr>
+        <w:keepNext/>
+      </w:pPr>
+      <w:r>
+        <w:rPr>
+          <w:b/>
+        </w:rPr>
+        <w:t>Input-field correspondence</w:t>
+      </w:r>
+    </w:p>
+    <w:p>
+      <w:pPr>
+        <w:pStyle w:val="ListParagraph"/>
+        <w:ind w:left="720" w:hanging="360"/>
+      </w:pPr>
+      <w:r>
+        <w:t>•</w:t>
+        <w:tab/>
+        <w:t>Ak → AngleD; Loc → Location; CP → Cross; dBPA → Diameter; Tk → TransformationMat.</w:t>
+      </w:r>
+    </w:p>
+    <w:p>
+      <w:pPr>
+        <w:pStyle w:val="ListParagraph"/>
+        <w:ind w:left="720" w:hanging="360"/>
+      </w:pPr>
+      <w:r>
+        <w:t>•</w:t>
+        <w:tab/>
+        <w:t>rest → RestingL; fitn → FittingLength; ten → TendonL; P → Pressure; Kmax → Kmax.</w:t>
+      </w:r>
+    </w:p>
+    <w:p>
+      <w:pPr>
+        <w:pStyle w:val="ListParagraph"/>
+        <w:ind w:left="720" w:hanging="360"/>
+      </w:pPr>
+      <w:r>
+        <w:t>•</w:t>
+        <w:tab/>
+        <w:t>Xi0, Xi1, Xi2, Xi3, wraps, and BPAcount retain their names apart from capitalization conventions.</w:t>
+      </w:r>
+    </w:p>
+    <w:p>
+      <w:pPr>
+        <w:keepNext/>
+      </w:pPr>
+      <w:r>
+        <w:rPr>
+          <w:b/>
+        </w:rPr>
+        <w:t>Output-field correspondence</w:t>
+      </w:r>
+    </w:p>
+    <w:p>
+      <w:pPr>
+        <w:pStyle w:val="ListParagraph"/>
+        <w:ind w:left="720" w:hanging="360"/>
+      </w:pPr>
+      <w:r>
+        <w:t>•</w:t>
+        <w:tab/>
+        <w:t>Lmt → MuscleLength; strain → Contraction; unitD → UnitDirection; mA → MomentArm; Fm → Fmax; F → Force; seg → SegmentLengths.</w:t>
+      </w:r>
+    </w:p>
+    <w:p>
+      <w:pPr>
+        <w:pStyle w:val="ListParagraph"/>
+        <w:ind w:left="720" w:hanging="360"/>
+      </w:pPr>
+      <w:r>
+        <w:t>•</w:t>
+        <w:tab/>
+        <w:t>L_p, Lmt_p, strain_p, strain_f, F_p, and mA_p retain the same names; minimizer M_p corresponds to class Torque_p.</w:t>
+      </w:r>
+    </w:p>
+    <w:p>
+      <w:pPr>
+        <w:pStyle w:val="ListParagraph"/>
+        <w:ind w:left="720" w:hanging="360"/>
+      </w:pPr>
+      <w:r>
+        <w:t>•</w:t>
+        <w:tab/>
+        <w:t>Aexp/Mexp hybrid or experimental arrays belong to experiment-comparison results and are intentionally not synthesized by the general-purpose class.</w:t>
+      </w:r>
+    </w:p>
+    <w:p>
+      <w:pPr/>
+      <w:r>
+        <w:rPr>
+          <w:b w:val="0"/>
+        </w:rPr>
+        <w:t>Bracket-frame distinction – minimizeExt, minimizeExtX3, and minimizeFlx deform a femur/hip-side attachment using a bracket frame expressed relative to that side. minimizeFlxPin instead models a tibia/knee-side bracket and moves route row 2. The current balance classes implement the femur/hip-side form; they do not yet select bracket side generically.</w:t>
+      </w:r>
+    </w:p>
+    <w:p>
       <w:proofErr w:type="spellStart"/>
       <w:r>
         <w:rPr>
           <w:b/>
           <w:bCs/>
         </w:rPr>
-        <w:lastRenderedPageBreak/>
-        <w:t>MonoPamDataExplicit.m</w:t>
+        <w:t>MonoPamDataExplicit_compare.m</w:t>
       </w:r>
       <w:proofErr w:type="spellEnd"/>
       <w:r>
@@ -1369,68 +2250,15 @@
         <w:t xml:space="preserve"> </w:t>
       </w:r>
       <w:r>
-        <w:t>-  Will calculate everything given all the inputs:</w:t>
-      </w:r>
-    </w:p>
-    <w:p>
-      <w:r>
-        <w:t xml:space="preserve">name, location, cross, diameter, t, rest, </w:t>
-      </w:r>
-      <w:proofErr w:type="spellStart"/>
-      <w:r>
-        <w:t>kmax</w:t>
-      </w:r>
-      <w:proofErr w:type="spellEnd"/>
-      <w:r>
-        <w:t xml:space="preserve">, tendon, fit, </w:t>
-      </w:r>
-      <w:proofErr w:type="spellStart"/>
-      <w:r>
-        <w:t>pres</w:t>
-      </w:r>
-      <w:proofErr w:type="spellEnd"/>
-    </w:p>
-    <w:p>
-      <w:r>
-        <w:t>If only given the first 7 inputs its will assume tendon length = 0, pressure = 620 kPa, and fitting length = 0.0254 m.</w:t>
-      </w:r>
-    </w:p>
-    <w:p>
-      <w:proofErr w:type="spellStart"/>
-      <w:r>
-        <w:rPr>
-          <w:b/>
-          <w:bCs/>
-        </w:rPr>
+        <w:t xml:space="preserve">-  Same as </w:t>
+      </w:r>
+      <w:proofErr w:type="spellStart"/>
+      <w:r>
         <w:t>MonoPamDataExplicit</w:t>
       </w:r>
-      <w:r>
-        <w:rPr>
-          <w:b/>
-          <w:bCs/>
-        </w:rPr>
-        <w:t>_balance</w:t>
-      </w:r>
-      <w:r>
-        <w:rPr>
-          <w:b/>
-          <w:bCs/>
-        </w:rPr>
-        <w:t>.m</w:t>
-      </w:r>
-      <w:proofErr w:type="spellEnd"/>
-      <w:r>
-        <w:rPr>
-          <w:b/>
-          <w:bCs/>
-        </w:rPr>
-        <w:t xml:space="preserve"> </w:t>
-      </w:r>
-      <w:r>
-        <w:t xml:space="preserve">-  </w:t>
-      </w:r>
-      <w:r>
-        <w:t xml:space="preserve">Same as </w:t>
+      <w:proofErr w:type="spellEnd"/>
+      <w:r>
+        <w:t xml:space="preserve"> but calculates force using different methods. Not as up to date as </w:t>
       </w:r>
       <w:proofErr w:type="spellStart"/>
       <w:r>
@@ -1438,64 +2266,14 @@
       </w:r>
       <w:proofErr w:type="spellEnd"/>
       <w:r>
-        <w:t xml:space="preserve"> but calculates a force balance between BPA and an artificial tendon. Not as up to date as </w:t>
-      </w:r>
-      <w:proofErr w:type="spellStart"/>
-      <w:r>
-        <w:t>MonoPamDataExplicit</w:t>
-      </w:r>
-      <w:proofErr w:type="spellEnd"/>
-      <w:r>
-        <w:t>. Could be useful.</w:t>
-      </w:r>
-    </w:p>
-    <w:p/>
-    <w:p>
-      <w:proofErr w:type="spellStart"/>
-      <w:r>
-        <w:rPr>
-          <w:b/>
-          <w:bCs/>
-        </w:rPr>
-        <w:t>MonoPamDataExplicit_compare.m</w:t>
-      </w:r>
-      <w:proofErr w:type="spellEnd"/>
-      <w:r>
-        <w:rPr>
-          <w:b/>
-          <w:bCs/>
-        </w:rPr>
-        <w:t xml:space="preserve"> </w:t>
-      </w:r>
-      <w:r>
-        <w:t xml:space="preserve">-  Same as </w:t>
-      </w:r>
-      <w:proofErr w:type="spellStart"/>
-      <w:r>
-        <w:t>MonoPamDataExplicit</w:t>
-      </w:r>
-      <w:proofErr w:type="spellEnd"/>
-      <w:r>
-        <w:t xml:space="preserve"> but calculates force using different methods. Not as up to date as </w:t>
-      </w:r>
-      <w:proofErr w:type="spellStart"/>
-      <w:r>
-        <w:t>MonoPamDataExplicit</w:t>
-      </w:r>
-      <w:proofErr w:type="spellEnd"/>
-      <w:r>
         <w:t>. Can probably delete.</w:t>
       </w:r>
     </w:p>
-    <w:p/>
     <w:p>
       <w:r>
         <w:t>Can probably delete MonoPamData[PinnedFlexor,PinnedExtensor,PhysicalFlexor,PhysicalExtensor]</w:t>
       </w:r>
     </w:p>
-    <w:p/>
-    <w:p/>
-    <w:p/>
     <w:sectPr>
       <w:pgSz w:w="12240" w:h="15840"/>
       <w:pgMar w:top="1440" w:right="1440" w:bottom="1440" w:left="1440" w:header="720" w:footer="720" w:gutter="0"/>

--- a/Code/Matlab/Robot_Data/Robot_Data_Readme.docx
+++ b/Code/Matlab/Robot_Data/Robot_Data_Readme.docx
@@ -1388,10 +1388,12 @@
       <w:pPr>
         <w:pStyle w:val="ListParagraph"/>
         <w:ind w:left="720" w:hanging="360"/>
-      </w:pPr>
-      <w:r>
-        <w:t>•</w:t>
-        <w:tab/>
+        <w:numPr>
+          <w:ilvl w:val="0"/>
+          <w:numId w:val="7"/>
+        </w:numPr>
+      </w:pPr>
+      <w:r>
         <w:t>name – Text label stored in Name and used to identify the BPA or represented muscle.</w:t>
       </w:r>
     </w:p>
@@ -1399,10 +1401,12 @@
       <w:pPr>
         <w:pStyle w:val="ListParagraph"/>
         <w:ind w:left="720" w:hanging="360"/>
-      </w:pPr>
-      <w:r>
-        <w:t>•</w:t>
-        <w:tab/>
+        <w:numPr>
+          <w:ilvl w:val="0"/>
+          <w:numId w:val="7"/>
+        </w:numPr>
+      </w:pPr>
+      <w:r>
         <w:t>location – Numeric n-by-3 route-point matrix. Each row is the next point on the BPA/tendon path; adjacent rows define a segment.</w:t>
       </w:r>
     </w:p>
@@ -1410,10 +1414,12 @@
       <w:pPr>
         <w:pStyle w:val="ListParagraph"/>
         <w:ind w:left="720" w:hanging="360"/>
-      </w:pPr>
-      <w:r>
-        <w:t>•</w:t>
-        <w:tab/>
+        <w:numPr>
+          <w:ilvl w:val="0"/>
+          <w:numId w:val="7"/>
+        </w:numPr>
+      </w:pPr>
+      <w:r>
         <w:t>cross – Index of the route row at which the point representation changes reference frame. Rows before and after Cross are interpreted using the supplied transformation matrix when the route is evaluated.</w:t>
       </w:r>
     </w:p>
@@ -1421,10 +1427,12 @@
       <w:pPr>
         <w:pStyle w:val="ListParagraph"/>
         <w:ind w:left="720" w:hanging="360"/>
-      </w:pPr>
-      <w:r>
-        <w:t>•</w:t>
-        <w:tab/>
+        <w:numPr>
+          <w:ilvl w:val="0"/>
+          <w:numId w:val="7"/>
+        </w:numPr>
+      </w:pPr>
+      <w:r>
         <w:t>diameter – Nominal BPA diameter in millimetres. The force model supports the project’s 10, 20, and 40 mm BPA sizes.</w:t>
       </w:r>
     </w:p>
@@ -1432,10 +1440,12 @@
       <w:pPr>
         <w:pStyle w:val="ListParagraph"/>
         <w:ind w:left="720" w:hanging="360"/>
-      </w:pPr>
-      <w:r>
-        <w:t>•</w:t>
-        <w:tab/>
+        <w:numPr>
+          <w:ilvl w:val="0"/>
+          <w:numId w:val="7"/>
+        </w:numPr>
+      </w:pPr>
+      <w:r>
         <w:t>t – Homogeneous transformation matrix or angle-indexed transformation array used to express route points and line-of-action vectors in the appropriate joint frame.</w:t>
       </w:r>
     </w:p>
@@ -1443,10 +1453,12 @@
       <w:pPr>
         <w:pStyle w:val="ListParagraph"/>
         <w:ind w:left="720" w:hanging="360"/>
-      </w:pPr>
-      <w:r>
-        <w:t>•</w:t>
-        <w:tab/>
+        <w:numPr>
+          <w:ilvl w:val="0"/>
+          <w:numId w:val="7"/>
+        </w:numPr>
+      </w:pPr>
+      <w:r>
         <w:t>rest – BPA resting length in metres, supplied explicitly instead of being inferred from the longest route configuration.</w:t>
       </w:r>
     </w:p>
@@ -1454,10 +1466,12 @@
       <w:pPr>
         <w:pStyle w:val="ListParagraph"/>
         <w:ind w:left="720" w:hanging="360"/>
-      </w:pPr>
-      <w:r>
-        <w:t>•</w:t>
-        <w:tab/>
+        <w:numPr>
+          <w:ilvl w:val="0"/>
+          <w:numId w:val="7"/>
+        </w:numPr>
+      </w:pPr>
+      <w:r>
         <w:t>kmax – Maximum usable contraction fraction for the BPA.</w:t>
       </w:r>
     </w:p>
@@ -1465,10 +1479,12 @@
       <w:pPr>
         <w:pStyle w:val="ListParagraph"/>
         <w:ind w:left="720" w:hanging="360"/>
-      </w:pPr>
-      <w:r>
-        <w:t>•</w:t>
-        <w:tab/>
+        <w:numPr>
+          <w:ilvl w:val="0"/>
+          <w:numId w:val="7"/>
+        </w:numPr>
+      </w:pPr>
+      <w:r>
         <w:t>tendon – Unloaded tendon/cable length in metres. This length is removed when converting musculotendon length to BPA contraction.</w:t>
       </w:r>
     </w:p>
@@ -1476,10 +1492,12 @@
       <w:pPr>
         <w:pStyle w:val="ListParagraph"/>
         <w:ind w:left="720" w:hanging="360"/>
-      </w:pPr>
-      <w:r>
-        <w:t>•</w:t>
-        <w:tab/>
+        <w:numPr>
+          <w:ilvl w:val="0"/>
+          <w:numId w:val="7"/>
+        </w:numPr>
+      </w:pPr>
+      <w:r>
         <w:t>fitn – Combined constant fitting length in metres. This length is also removed before calculating BPA contraction.</w:t>
       </w:r>
     </w:p>
@@ -1487,10 +1505,12 @@
       <w:pPr>
         <w:pStyle w:val="ListParagraph"/>
         <w:ind w:left="720" w:hanging="360"/>
-      </w:pPr>
-      <w:r>
-        <w:t>•</w:t>
-        <w:tab/>
+        <w:numPr>
+          <w:ilvl w:val="0"/>
+          <w:numId w:val="7"/>
+        </w:numPr>
+      </w:pPr>
+      <w:r>
         <w:t>pres – BPA operating pressure in kPa, passed to the BPA force model.</w:t>
       </w:r>
     </w:p>
@@ -1509,10 +1529,12 @@
       <w:pPr>
         <w:pStyle w:val="ListParagraph"/>
         <w:ind w:left="720" w:hanging="360"/>
-      </w:pPr>
-      <w:r>
-        <w:t>•</w:t>
-        <w:tab/>
+        <w:numPr>
+          <w:ilvl w:val="0"/>
+          <w:numId w:val="7"/>
+        </w:numPr>
+      </w:pPr>
+      <w:r>
         <w:t>Ten-input form – Uses all supplied actuator parameters.</w:t>
       </w:r>
     </w:p>
@@ -1520,10 +1542,12 @@
       <w:pPr>
         <w:pStyle w:val="ListParagraph"/>
         <w:ind w:left="720" w:hanging="360"/>
-      </w:pPr>
-      <w:r>
-        <w:t>•</w:t>
-        <w:tab/>
+        <w:numPr>
+          <w:ilvl w:val="0"/>
+          <w:numId w:val="7"/>
+        </w:numPr>
+      </w:pPr>
+      <w:r>
         <w:t>Seven-input form – Accepts inputs through kmax and defaults tendon length to 0 m, fitting length to 0.0254 m, and pressure to 620 kPa.</w:t>
       </w:r>
     </w:p>
@@ -1542,10 +1566,12 @@
       <w:pPr>
         <w:pStyle w:val="ListParagraph"/>
         <w:ind w:left="720" w:hanging="360"/>
-      </w:pPr>
-      <w:r>
-        <w:t>•</w:t>
-        <w:tab/>
+        <w:numPr>
+          <w:ilvl w:val="0"/>
+          <w:numId w:val="7"/>
+        </w:numPr>
+      </w:pPr>
+      <w:r>
         <w:t>SegmentLengths and LongestSegment – Transform the route as required, calculate every adjacent-point distance, and identify the segment that is longest on average.</w:t>
       </w:r>
     </w:p>
@@ -1553,10 +1579,12 @@
       <w:pPr>
         <w:pStyle w:val="ListParagraph"/>
         <w:ind w:left="720" w:hanging="360"/>
-      </w:pPr>
-      <w:r>
-        <w:t>•</w:t>
-        <w:tab/>
+        <w:numPr>
+          <w:ilvl w:val="0"/>
+          <w:numId w:val="7"/>
+        </w:numPr>
+      </w:pPr>
+      <w:r>
         <w:t>MuscleLength and Contraction – Sum the segment lengths, then subtract tendon and fitting lengths to express BPA shortening relative to RestingL.</w:t>
       </w:r>
     </w:p>
@@ -1564,10 +1592,12 @@
       <w:pPr>
         <w:pStyle w:val="ListParagraph"/>
         <w:ind w:left="720" w:hanging="360"/>
-      </w:pPr>
-      <w:r>
-        <w:t>•</w:t>
-        <w:tab/>
+        <w:numPr>
+          <w:ilvl w:val="0"/>
+          <w:numId w:val="7"/>
+        </w:numPr>
+      </w:pPr>
+      <w:r>
         <w:t>LengthCheck – Reports whether required contraction stays within Kmax.</w:t>
       </w:r>
     </w:p>
@@ -1575,10 +1605,12 @@
       <w:pPr>
         <w:pStyle w:val="ListParagraph"/>
         <w:ind w:left="720" w:hanging="360"/>
-      </w:pPr>
-      <w:r>
-        <w:t>•</w:t>
-        <w:tab/>
+        <w:numPr>
+          <w:ilvl w:val="0"/>
+          <w:numId w:val="7"/>
+        </w:numPr>
+      </w:pPr>
+      <w:r>
         <w:t>UnitDirection and MomentArm – Determine the crossing segment’s line of action and its perpendicular moment-arm vector about the joint origin.</w:t>
       </w:r>
     </w:p>
@@ -1586,10 +1618,12 @@
       <w:pPr>
         <w:pStyle w:val="ListParagraph"/>
         <w:ind w:left="720" w:hanging="360"/>
-      </w:pPr>
-      <w:r>
-        <w:t>•</w:t>
-        <w:tab/>
+        <w:numPr>
+          <w:ilvl w:val="0"/>
+          <w:numId w:val="7"/>
+        </w:numPr>
+      </w:pPr>
+      <w:r>
         <w:t>Fmax, Force, and Torque – Evaluate BPA capacity/force and calculate joint torque from the cross product of MomentArm and Force.</w:t>
       </w:r>
     </w:p>
@@ -1640,10 +1674,12 @@
       <w:pPr>
         <w:pStyle w:val="ListParagraph"/>
         <w:ind w:left="720" w:hanging="360"/>
-      </w:pPr>
-      <w:r>
-        <w:t>•</w:t>
-        <w:tab/>
+        <w:numPr>
+          <w:ilvl w:val="0"/>
+          <w:numId w:val="7"/>
+        </w:numPr>
+      </w:pPr>
+      <w:r>
         <w:t>xi0 – Constant length offset used by the Xi model. It is removed from deformed musculotendon length and included in the bracket-displacement balance.</w:t>
       </w:r>
     </w:p>
@@ -1651,10 +1687,12 @@
       <w:pPr>
         <w:pStyle w:val="ListParagraph"/>
         <w:ind w:left="720" w:hanging="360"/>
-      </w:pPr>
-      <w:r>
-        <w:t>•</w:t>
-        <w:tab/>
+        <w:numPr>
+          <w:ilvl w:val="0"/>
+          <w:numId w:val="7"/>
+        </w:numPr>
+      </w:pPr>
+      <w:r>
         <w:t>xi1 – Bracket compliance coefficient associated with the first bending/principal direction.</w:t>
       </w:r>
     </w:p>
@@ -1662,10 +1700,12 @@
       <w:pPr>
         <w:pStyle w:val="ListParagraph"/>
         <w:ind w:left="720" w:hanging="360"/>
-      </w:pPr>
-      <w:r>
-        <w:t>•</w:t>
-        <w:tab/>
+        <w:numPr>
+          <w:ilvl w:val="0"/>
+          <w:numId w:val="7"/>
+        </w:numPr>
+      </w:pPr>
+      <w:r>
         <w:t>xi2 – Bracket compliance coefficient associated with the second bending/principal direction.</w:t>
       </w:r>
     </w:p>
@@ -1673,10 +1713,12 @@
       <w:pPr>
         <w:pStyle w:val="ListParagraph"/>
         <w:ind w:left="720" w:hanging="360"/>
-      </w:pPr>
-      <w:r>
-        <w:t>•</w:t>
-        <w:tab/>
+        <w:numPr>
+          <w:ilvl w:val="0"/>
+          <w:numId w:val="7"/>
+        </w:numPr>
+      </w:pPr>
+      <w:r>
         <w:t>wraps – Number of effective tendon/cable wraps or load-sharing strands used when calculating the tendon spring rate.</w:t>
       </w:r>
     </w:p>
@@ -1695,10 +1737,12 @@
       <w:pPr>
         <w:pStyle w:val="ListParagraph"/>
         <w:ind w:left="720" w:hanging="360"/>
-      </w:pPr>
-      <w:r>
-        <w:t>•</w:t>
-        <w:tab/>
+        <w:numPr>
+          <w:ilvl w:val="0"/>
+          <w:numId w:val="7"/>
+        </w:numPr>
+      </w:pPr>
+      <w:r>
         <w:t>L_p and sL_p – Deformed route-point matrix and its recomputed segment lengths.</w:t>
       </w:r>
     </w:p>
@@ -1706,10 +1750,12 @@
       <w:pPr>
         <w:pStyle w:val="ListParagraph"/>
         <w:ind w:left="720" w:hanging="360"/>
-      </w:pPr>
-      <w:r>
-        <w:t>•</w:t>
-        <w:tab/>
+        <w:numPr>
+          <w:ilvl w:val="0"/>
+          <w:numId w:val="7"/>
+        </w:numPr>
+      </w:pPr>
+      <w:r>
         <w:t>Lmt_p – Deformed musculotendon length after the constant Xi0 offset.</w:t>
       </w:r>
     </w:p>
@@ -1717,10 +1763,12 @@
       <w:pPr>
         <w:pStyle w:val="ListParagraph"/>
         <w:ind w:left="720" w:hanging="360"/>
-      </w:pPr>
-      <w:r>
-        <w:t>•</w:t>
-        <w:tab/>
+        <w:numPr>
+          <w:ilvl w:val="0"/>
+          <w:numId w:val="7"/>
+        </w:numPr>
+      </w:pPr>
+      <w:r>
         <w:t>gama and kSpr – Tendon/cable elongation and effective tendon spring rate.</w:t>
       </w:r>
     </w:p>
@@ -1728,10 +1776,12 @@
       <w:pPr>
         <w:pStyle w:val="ListParagraph"/>
         <w:ind w:left="720" w:hanging="360"/>
-      </w:pPr>
-      <w:r>
-        <w:t>•</w:t>
-        <w:tab/>
+        <w:numPr>
+          <w:ilvl w:val="0"/>
+          <w:numId w:val="7"/>
+        </w:numPr>
+      </w:pPr>
+      <w:r>
         <w:t>Funit and uD_p – Initial force direction and line of action recomputed from the deformed route.</w:t>
       </w:r>
     </w:p>
@@ -1739,10 +1789,12 @@
       <w:pPr>
         <w:pStyle w:val="ListParagraph"/>
         <w:ind w:left="720" w:hanging="360"/>
-      </w:pPr>
-      <w:r>
-        <w:t>•</w:t>
-        <w:tab/>
+        <w:numPr>
+          <w:ilvl w:val="0"/>
+          <w:numId w:val="7"/>
+        </w:numPr>
+      </w:pPr>
+      <w:r>
         <w:t>strain_p and F_p – BPA contraction including deformation and tendon stretch, and the corresponding force vector.</w:t>
       </w:r>
     </w:p>
@@ -1750,10 +1802,12 @@
       <w:pPr>
         <w:pStyle w:val="ListParagraph"/>
         <w:ind w:left="720" w:hanging="360"/>
-      </w:pPr>
-      <w:r>
-        <w:t>•</w:t>
-        <w:tab/>
+        <w:numPr>
+          <w:ilvl w:val="0"/>
+          <w:numId w:val="7"/>
+        </w:numPr>
+      </w:pPr>
+      <w:r>
         <w:t>mA_p and Torque_p – Deformed moment-arm vector and stiffness-aware joint torque.</w:t>
       </w:r>
     </w:p>
@@ -1772,10 +1826,12 @@
       <w:pPr>
         <w:pStyle w:val="ListParagraph"/>
         <w:ind w:left="720" w:hanging="360"/>
-      </w:pPr>
-      <w:r>
-        <w:t>•</w:t>
-        <w:tab/>
+        <w:numPr>
+          <w:ilvl w:val="0"/>
+          <w:numId w:val="7"/>
+        </w:numPr>
+      </w:pPr>
+      <w:r>
         <w:t>updateStiffnessGeometry – Runs the stiffness calculation in dependency order and stores all stiffness-aware outputs so repeated property access does not repeat the nonlinear solve.</w:t>
       </w:r>
     </w:p>
@@ -1783,10 +1839,12 @@
       <w:pPr>
         <w:pStyle w:val="ListParagraph"/>
         <w:ind w:left="720" w:hanging="360"/>
-      </w:pPr>
-      <w:r>
-        <w:t>•</w:t>
-        <w:tab/>
+        <w:numPr>
+          <w:ilvl w:val="0"/>
+          <w:numId w:val="7"/>
+        </w:numPr>
+      </w:pPr>
+      <w:r>
         <w:t>computeForceVector – Finds the first nonduplicated segment at the frame crossing and constructs its initial force unit vector in the femur/hip-side frame.</w:t>
       </w:r>
     </w:p>
@@ -1794,10 +1852,12 @@
       <w:pPr>
         <w:pStyle w:val="ListParagraph"/>
         <w:ind w:left="720" w:hanging="360"/>
-      </w:pPr>
-      <w:r>
-        <w:t>•</w:t>
-        <w:tab/>
+        <w:numPr>
+          <w:ilvl w:val="0"/>
+          <w:numId w:val="7"/>
+        </w:numPr>
+      </w:pPr>
+      <w:r>
         <w:t>Contraction – Converts musculotendon length to BPA contraction after subtracting tendon, fitting, Xi0, and—when supplied—tendon stretch.</w:t>
       </w:r>
     </w:p>
@@ -1805,10 +1865,12 @@
       <w:pPr>
         <w:pStyle w:val="ListParagraph"/>
         <w:ind w:left="720" w:hanging="360"/>
-      </w:pPr>
-      <w:r>
-        <w:t>•</w:t>
-        <w:tab/>
+        <w:numPr>
+          <w:ilvl w:val="0"/>
+          <w:numId w:val="7"/>
+        </w:numPr>
+      </w:pPr>
+      <w:r>
         <w:t>Lok – Forms the initial BPA force estimate, expresses the load in the bracket principal-axis frame, calls fortz, and moves the proximal attachment point in the associated frames.</w:t>
       </w:r>
     </w:p>
@@ -1816,10 +1878,12 @@
       <w:pPr>
         <w:pStyle w:val="ListParagraph"/>
         <w:ind w:left="720" w:hanging="360"/>
-      </w:pPr>
-      <w:r>
-        <w:t>•</w:t>
-        <w:tab/>
+        <w:numPr>
+          <w:ilvl w:val="0"/>
+          <w:numId w:val="7"/>
+        </w:numPr>
+      </w:pPr>
+      <w:r>
         <w:t>fortz – Combines bracket and tendon compliance, then uses fzero to solve the nonlinear equilibrium between BPA force and effective stiffness. It returns axial/bending displacement components and cable stretch.</w:t>
       </w:r>
     </w:p>
@@ -1827,10 +1891,12 @@
       <w:pPr>
         <w:pStyle w:val="ListParagraph"/>
         <w:ind w:left="720" w:hanging="360"/>
-      </w:pPr>
-      <w:r>
-        <w:t>•</w:t>
-        <w:tab/>
+        <w:numPr>
+          <w:ilvl w:val="0"/>
+          <w:numId w:val="7"/>
+        </w:numPr>
+      </w:pPr>
+      <w:r>
         <w:t>seg – Recomputes adjacent-point distances for the deformed route while respecting the Cross frame transition.</w:t>
       </w:r>
     </w:p>
@@ -1838,10 +1904,12 @@
       <w:pPr>
         <w:pStyle w:val="ListParagraph"/>
         <w:ind w:left="720" w:hanging="360"/>
-      </w:pPr>
-      <w:r>
-        <w:t>•</w:t>
-        <w:tab/>
+        <w:numPr>
+          <w:ilvl w:val="0"/>
+          <w:numId w:val="7"/>
+        </w:numPr>
+      </w:pPr>
+      <w:r>
         <w:t>LMT – Sums deformed segment lengths and applies the Xi0 length offset.</w:t>
       </w:r>
     </w:p>
@@ -1849,10 +1917,12 @@
       <w:pPr>
         <w:pStyle w:val="ListParagraph"/>
         <w:ind w:left="720" w:hanging="360"/>
-      </w:pPr>
-      <w:r>
-        <w:t>•</w:t>
-        <w:tab/>
+        <w:numPr>
+          <w:ilvl w:val="0"/>
+          <w:numId w:val="7"/>
+        </w:numPr>
+      </w:pPr>
+      <w:r>
         <w:t>UD – Recomputes the crossing segment’s unit line of action from the deformed route.</w:t>
       </w:r>
     </w:p>
@@ -1860,10 +1930,12 @@
       <w:pPr>
         <w:pStyle w:val="ListParagraph"/>
         <w:ind w:left="720" w:hanging="360"/>
-      </w:pPr>
-      <w:r>
-        <w:t>•</w:t>
-        <w:tab/>
+        <w:numPr>
+          <w:ilvl w:val="0"/>
+          <w:numId w:val="7"/>
+        </w:numPr>
+      </w:pPr>
+      <w:r>
         <w:t>Mom – Calculates the perpendicular moment-arm vector from the joint origin to the deformed line of action.</w:t>
       </w:r>
     </w:p>
@@ -1871,10 +1943,12 @@
       <w:pPr>
         <w:pStyle w:val="ListParagraph"/>
         <w:ind w:left="720" w:hanging="360"/>
-      </w:pPr>
-      <w:r>
-        <w:t>•</w:t>
-        <w:tab/>
+        <w:numPr>
+          <w:ilvl w:val="0"/>
+          <w:numId w:val="7"/>
+        </w:numPr>
+      </w:pPr>
+      <w:r>
         <w:t>Force – Evaluates the BPA force model using contraction, pressure, BPA size, maximum force, and unit direction.</w:t>
       </w:r>
     </w:p>
@@ -1882,10 +1956,12 @@
       <w:pPr>
         <w:pStyle w:val="ListParagraph"/>
         <w:ind w:left="720" w:hanging="360"/>
-      </w:pPr>
-      <w:r>
-        <w:t>•</w:t>
-        <w:tab/>
+        <w:numPr>
+          <w:ilvl w:val="0"/>
+          <w:numId w:val="7"/>
+        </w:numPr>
+      </w:pPr>
+      <w:r>
         <w:t>Tor – Calculates cross(mA,F) and marks results invalid when contraction is below the model’s permitted negative-strain threshold.</w:t>
       </w:r>
     </w:p>
@@ -1893,10 +1969,12 @@
       <w:pPr>
         <w:pStyle w:val="ListParagraph"/>
         <w:ind w:left="720" w:hanging="360"/>
-      </w:pPr>
-      <w:r>
-        <w:t>•</w:t>
-        <w:tab/>
+        <w:numPr>
+          <w:ilvl w:val="0"/>
+          <w:numId w:val="7"/>
+        </w:numPr>
+      </w:pPr>
+      <w:r>
         <w:t>Spr – Calculates tendon/cable spring rate from steel modulus, effective strand area, unloaded tendon length, BPA-size multiplier, and Wraps.</w:t>
       </w:r>
     </w:p>
@@ -1904,10 +1982,12 @@
       <w:pPr>
         <w:pStyle w:val="ListParagraph"/>
         <w:ind w:left="720" w:hanging="360"/>
-      </w:pPr>
-      <w:r>
-        <w:t>•</w:t>
-        <w:tab/>
+        <w:numPr>
+          <w:ilvl w:val="0"/>
+          <w:numId w:val="7"/>
+        </w:numPr>
+      </w:pPr>
+      <w:r>
         <w:t>normalize – Normalizes each row of a vector array and safely leaves zero-length rows at zero.</w:t>
       </w:r>
     </w:p>
@@ -1917,7 +1997,7 @@
         <w:rPr>
           <w:b w:val="0"/>
         </w:rPr>
-        <w:t>How these helpers changed – Relative to MonoPamDataExplicit, these are new helper functions because the base class has no bracket/tendon equilibrium solve. Their calculation sequence follows the Xi0–Xi2 minimizer logic. In this edit, only the “_local” suffix was removed from helper and temporary-variable names; the numerical equations were not changed. The current Lok implementation retains the femur/hip-side bracket-frame assumption used by minimizeFlx, minimizeExt, and minimizeExtX3.</w:t>
+        <w:t>How these helpers changed – Relative to MonoPamDataExplicit, these are new helper functions because the base class has no bracket/tendon equilibrium solve. Their calculation sequence follows the Xi0–Xi2 minimizer logic. In this edit, the “_local” suffix was removed from helper names, and temporary variables were given descriptive names such as deformedLocation so they do not shadow class properties; the numerical equations were not changed. The current Lok implementation retains the femur/hip-side bracket-frame assumption used by minimizeFlx, minimizeExt, and minimizeExtX3.</w:t>
       </w:r>
     </w:p>
     <w:p>
@@ -1958,10 +2038,12 @@
       <w:pPr>
         <w:pStyle w:val="ListParagraph"/>
         <w:ind w:left="720" w:hanging="360"/>
-      </w:pPr>
-      <w:r>
-        <w:t>•</w:t>
-        <w:tab/>
+        <w:numPr>
+          <w:ilvl w:val="0"/>
+          <w:numId w:val="7"/>
+        </w:numPr>
+      </w:pPr>
+      <w:r>
         <w:t>xi3 – Coefficient for usable-length loss caused by bending.</w:t>
       </w:r>
     </w:p>
@@ -1969,10 +2051,12 @@
       <w:pPr>
         <w:pStyle w:val="ListParagraph"/>
         <w:ind w:left="720" w:hanging="360"/>
-      </w:pPr>
-      <w:r>
-        <w:t>•</w:t>
-        <w:tab/>
+        <w:numPr>
+          <w:ilvl w:val="0"/>
+          <w:numId w:val="7"/>
+        </w:numPr>
+      </w:pPr>
+      <w:r>
         <w:t>angleD – Joint-angle vector in degrees. It supports the backward-compatible angle-based bend-loss calculation when BendMeasure is absent.</w:t>
       </w:r>
     </w:p>
@@ -1980,10 +2064,12 @@
       <w:pPr>
         <w:pStyle w:val="ListParagraph"/>
         <w:ind w:left="720" w:hanging="360"/>
-      </w:pPr>
-      <w:r>
-        <w:t>•</w:t>
-        <w:tab/>
+        <w:numPr>
+          <w:ilvl w:val="0"/>
+          <w:numId w:val="7"/>
+        </w:numPr>
+      </w:pPr>
+      <w:r>
         <w:t>bpaCount – Number of geometrically equivalent parallel BPAs represented by the current shortcut. It scales BPA force and effective parallel tendon stiffness.</w:t>
       </w:r>
     </w:p>
@@ -1991,10 +2077,12 @@
       <w:pPr>
         <w:pStyle w:val="ListParagraph"/>
         <w:ind w:left="720" w:hanging="360"/>
-      </w:pPr>
-      <w:r>
-        <w:t>•</w:t>
-        <w:tab/>
+        <w:numPr>
+          <w:ilvl w:val="0"/>
+          <w:numId w:val="7"/>
+        </w:numPr>
+      </w:pPr>
+      <w:r>
         <w:t>bendMeasure – Optional geometry-derived bend measure. When provided, delta_L is Xi3 times BendMeasure times contraction squared. A 17-input call omits this value and uses the legacy angle-based relation.</w:t>
       </w:r>
     </w:p>
@@ -2013,10 +2101,12 @@
       <w:pPr>
         <w:pStyle w:val="ListParagraph"/>
         <w:ind w:left="720" w:hanging="360"/>
-      </w:pPr>
-      <w:r>
-        <w:t>•</w:t>
-        <w:tab/>
+        <w:numPr>
+          <w:ilvl w:val="0"/>
+          <w:numId w:val="7"/>
+        </w:numPr>
+      </w:pPr>
+      <w:r>
         <w:t>updateStiffnessGeometry – Adds delta_L and strain_f, uses strain_f to determine BPA force, and retains strain_p for the physical route/tendon contraction check.</w:t>
       </w:r>
     </w:p>
@@ -2024,10 +2114,12 @@
       <w:pPr>
         <w:pStyle w:val="ListParagraph"/>
         <w:ind w:left="720" w:hanging="360"/>
-      </w:pPr>
-      <w:r>
-        <w:t>•</w:t>
-        <w:tab/>
+        <w:numPr>
+          <w:ilvl w:val="0"/>
+          <w:numId w:val="7"/>
+        </w:numPr>
+      </w:pPr>
+      <w:r>
         <w:t>Contraction – Calculates bend loss from BendMeasure when available; otherwise uses the existing pinned-knee angle/radius relation.</w:t>
       </w:r>
     </w:p>
@@ -2035,10 +2127,12 @@
       <w:pPr>
         <w:pStyle w:val="ListParagraph"/>
         <w:ind w:left="720" w:hanging="360"/>
-      </w:pPr>
-      <w:r>
-        <w:t>•</w:t>
-        <w:tab/>
+        <w:numPr>
+          <w:ilvl w:val="0"/>
+          <w:numId w:val="7"/>
+        </w:numPr>
+      </w:pPr>
+      <w:r>
         <w:t>Lok – Multiplies the force used in the bracket equilibrium by BPAcount and moves repeated/eliminated route rows before Cross together with the proximal attachment.</w:t>
       </w:r>
     </w:p>
@@ -2046,10 +2140,12 @@
       <w:pPr>
         <w:pStyle w:val="ListParagraph"/>
         <w:ind w:left="720" w:hanging="360"/>
-      </w:pPr>
-      <w:r>
-        <w:t>•</w:t>
-        <w:tab/>
+        <w:numPr>
+          <w:ilvl w:val="0"/>
+          <w:numId w:val="7"/>
+        </w:numPr>
+      </w:pPr>
+      <w:r>
         <w:t>Force – Multiplies the resulting BPA force by BPAcount.</w:t>
       </w:r>
     </w:p>
@@ -2057,10 +2153,12 @@
       <w:pPr>
         <w:pStyle w:val="ListParagraph"/>
         <w:ind w:left="720" w:hanging="360"/>
-      </w:pPr>
-      <w:r>
-        <w:t>•</w:t>
-        <w:tab/>
+        <w:numPr>
+          <w:ilvl w:val="0"/>
+          <w:numId w:val="7"/>
+        </w:numPr>
+      </w:pPr>
+      <w:r>
         <w:t>Spr – Its single-route result is multiplied by BPAcount in updateStiffnessGeometry to represent equivalent parallel tendon stiffness.</w:t>
       </w:r>
     </w:p>
@@ -2070,7 +2168,7 @@
         <w:rPr>
           <w:b w:val="0"/>
         </w:rPr>
-        <w:t>How these helpers changed – X3 retains the same helper names and overall Xi equilibrium sequence as the balance class, with only the differences listed above. In this edit, the “_local” suffixes were removed; no force, compliance, or Xi equations were altered.</w:t>
+        <w:t>How these helpers changed – X3 retains the same helper names and overall Xi equilibrium sequence as the balance class, with only the differences listed above. In this edit, the “_local” suffixes were removed from helper names, and property-shadowing temporary variables were renamed descriptively; no force, compliance, or Xi equations were altered.</w:t>
       </w:r>
     </w:p>
     <w:p>
@@ -2150,10 +2248,12 @@
       <w:pPr>
         <w:pStyle w:val="ListParagraph"/>
         <w:ind w:left="720" w:hanging="360"/>
-      </w:pPr>
-      <w:r>
-        <w:t>•</w:t>
-        <w:tab/>
+        <w:numPr>
+          <w:ilvl w:val="0"/>
+          <w:numId w:val="7"/>
+        </w:numPr>
+      </w:pPr>
+      <w:r>
         <w:t>Ak → AngleD; Loc → Location; CP → Cross; dBPA → Diameter; Tk → TransformationMat.</w:t>
       </w:r>
     </w:p>
@@ -2161,10 +2261,12 @@
       <w:pPr>
         <w:pStyle w:val="ListParagraph"/>
         <w:ind w:left="720" w:hanging="360"/>
-      </w:pPr>
-      <w:r>
-        <w:t>•</w:t>
-        <w:tab/>
+        <w:numPr>
+          <w:ilvl w:val="0"/>
+          <w:numId w:val="7"/>
+        </w:numPr>
+      </w:pPr>
+      <w:r>
         <w:t>rest → RestingL; fitn → FittingLength; ten → TendonL; P → Pressure; Kmax → Kmax.</w:t>
       </w:r>
     </w:p>
@@ -2172,10 +2274,12 @@
       <w:pPr>
         <w:pStyle w:val="ListParagraph"/>
         <w:ind w:left="720" w:hanging="360"/>
-      </w:pPr>
-      <w:r>
-        <w:t>•</w:t>
-        <w:tab/>
+        <w:numPr>
+          <w:ilvl w:val="0"/>
+          <w:numId w:val="7"/>
+        </w:numPr>
+      </w:pPr>
+      <w:r>
         <w:t>Xi0, Xi1, Xi2, Xi3, wraps, and BPAcount retain their names apart from capitalization conventions.</w:t>
       </w:r>
     </w:p>
@@ -2194,10 +2298,12 @@
       <w:pPr>
         <w:pStyle w:val="ListParagraph"/>
         <w:ind w:left="720" w:hanging="360"/>
-      </w:pPr>
-      <w:r>
-        <w:t>•</w:t>
-        <w:tab/>
+        <w:numPr>
+          <w:ilvl w:val="0"/>
+          <w:numId w:val="7"/>
+        </w:numPr>
+      </w:pPr>
+      <w:r>
         <w:t>Lmt → MuscleLength; strain → Contraction; unitD → UnitDirection; mA → MomentArm; Fm → Fmax; F → Force; seg → SegmentLengths.</w:t>
       </w:r>
     </w:p>
@@ -2205,10 +2311,12 @@
       <w:pPr>
         <w:pStyle w:val="ListParagraph"/>
         <w:ind w:left="720" w:hanging="360"/>
-      </w:pPr>
-      <w:r>
-        <w:t>•</w:t>
-        <w:tab/>
+        <w:numPr>
+          <w:ilvl w:val="0"/>
+          <w:numId w:val="7"/>
+        </w:numPr>
+      </w:pPr>
+      <w:r>
         <w:t>L_p, Lmt_p, strain_p, strain_f, F_p, and mA_p retain the same names; minimizer M_p corresponds to class Torque_p.</w:t>
       </w:r>
     </w:p>
@@ -2216,10 +2324,12 @@
       <w:pPr>
         <w:pStyle w:val="ListParagraph"/>
         <w:ind w:left="720" w:hanging="360"/>
-      </w:pPr>
-      <w:r>
-        <w:t>•</w:t>
-        <w:tab/>
+        <w:numPr>
+          <w:ilvl w:val="0"/>
+          <w:numId w:val="7"/>
+        </w:numPr>
+      </w:pPr>
+      <w:r>
         <w:t>Aexp/Mexp hybrid or experimental arrays belong to experiment-comparison results and are intentionally not synthesized by the general-purpose class.</w:t>
       </w:r>
     </w:p>
@@ -2981,6 +3091,25 @@
   </w:num>
   <w:num w:numId="6" w16cid:durableId="1281768230">
     <w:abstractNumId w:val="1"/>
+  </w:num>
+  <w:abstractNum w:abstractNumId="6">
+    <w:nsid w:val="4B545052"/>
+    <w:multiLevelType w:val="singleLevel"/>
+    <w:lvl w:ilvl="0">
+      <w:start w:val="1"/>
+      <w:numFmt w:val="bullet"/>
+      <w:lvlText w:val="•"/>
+      <w:lvlJc w:val="left"/>
+      <w:pPr>
+        <w:ind w:left="720" w:hanging="360"/>
+      </w:pPr>
+      <w:rPr>
+        <w:rFonts w:ascii="Arial" w:hAnsi="Arial"/>
+      </w:rPr>
+    </w:lvl>
+  </w:abstractNum>
+  <w:num w:numId="7">
+    <w:abstractNumId w:val="6"/>
   </w:num>
 </w:numbering>
 </file>
